--- a/barlow/docs/finesst_proposal_v6.docx
+++ b/barlow/docs/finesst_proposal_v6.docx
@@ -1635,7 +1635,6 @@
         <w:rPr>
           <w:rFonts w:ascii="Calibri" w:hAnsi="Calibri"/>
         </w:rPr>
-        <w:t xml:space="preserve"> PhD Dissertation, University of Houston (chair: C. L. Glennie).</w:t>
       </w:r>
     </w:p>
     <w:p>

--- a/barlow/docs/finesst_proposal_v6.docx
+++ b/barlow/docs/finesst_proposal_v6.docx
@@ -101,7 +101,7 @@
           <w:color w:val="404040"/>
           <w:sz w:val="18"/>
         </w:rPr>
-        <w:t>Figure 1. Study area. (A) The McMurdo Dry Valleys within Antarctica (coastline: Natural Earth). (B) Hillshade of the study-area lidar DEM (1 m), showing the incised valley-floor channels this project measures; 1 km scale bar, north up.</w:t>
+        <w:t>Figure 1. Study area. (A) The McMurdo Dry Valleys within Antarctica (coastline: Natural Earth). (B) Hillshade of the study-area LiDAR DEM (1 m), showing the incised valley-floor channels this project measures; 1 km scale bar, north up.</w:t>
       </w:r>
     </w:p>
     <w:p>
@@ -514,7 +514,7 @@
     </w:p>
     <w:p>
       <w:r>
-        <w:t>Note that all methods use robust statistics, since elevation errors here are heavy-tailed and an ordinary standard deviation would be thrown off by a few blunders. The noise scale throughout is the NMAD (1.4826 times the median absolute deviation from the median). For a single surface the detection floor is LOD95 = 1.96 x NMAD; since a difference subtracts two noisy surfaces, their NMADs add in quadrature, so the differencing floor is 1.96 x sqrt(NMAD1^2 + NMAD2^2), the change that noise alone clears only 5% of the time. Everything (DEMs, channel outlines, driver fields) is reprojected to one common Antarctic polar-stereographic grid (EPSG:3294) first, and the two lidar epochs (2 m and 1 m native) are resampled to a shared cell size before differencing.</w:t>
+        <w:t>Note that all methods use robust statistics, since elevation errors here are heavy-tailed and an ordinary standard deviation would be thrown off by a few blunders. The noise scale throughout is the NMAD (1.4826 times the median absolute deviation from the median). For a single surface the detection floor is LOD95 = 1.96 x NMAD; since a difference subtracts two noisy surfaces, their NMADs add in quadrature, so the differencing floor is 1.96 x sqrt(NMAD1^2 + NMAD2^2), the change that noise alone clears only 5% of the time. Everything (DEMs, channel outlines, driver fields) is reprojected to one common Antarctic polar-stereographic grid (EPSG:3294) first, and the two LiDAR epochs (2 m and 1 m native) are resampled to a shared cell size before differencing.</w:t>
       </w:r>
     </w:p>
     <w:p>
@@ -638,7 +638,7 @@
                 <w:rFonts w:ascii="Calibri" w:hAnsi="Calibri"/>
                 <w:sz w:val="18"/>
               </w:rPr>
-              <w:t>lidar</w:t>
+              <w:t>LiDAR</w:t>
             </w:r>
             <w:proofErr w:type="spellEnd"/>
             <w:r>
@@ -719,7 +719,7 @@
                 <w:rFonts w:ascii="Calibri" w:hAnsi="Calibri"/>
                 <w:sz w:val="18"/>
               </w:rPr>
-              <w:t>lidar</w:t>
+              <w:t>LiDAR</w:t>
             </w:r>
             <w:proofErr w:type="spellEnd"/>
             <w:r>
